--- a/Notes/My Topic Quesions.docx
+++ b/Notes/My Topic Quesions.docx
@@ -34,13 +34,1596 @@
     <w:p>
       <w:bookmarkStart w:id="0" w:name="_Hlk228339621"/>
     </w:p>
+    <w:p>
+      <w:pPr>
+        <w:pStyle w:val="Heading1"/>
+      </w:pPr>
+      <w:r>
+        <w:t>traceback</w:t>
+      </w:r>
+      <w:r>
+        <w:t xml:space="preserve"> module</w:t>
+      </w:r>
+    </w:p>
     <w:p/>
+    <w:p>
+      <w:pPr>
+        <w:shd w:val="clear" w:color="auto" w:fill="FFFFFF"/>
+        <w:spacing w:line="285" w:lineRule="atLeast"/>
+        <w:jc w:val="left"/>
+        <w:rPr>
+          <w:rFonts w:ascii="Consolas" w:eastAsia="Times New Roman" w:hAnsi="Consolas"/>
+          <w:color w:val="000000"/>
+          <w:sz w:val="21"/>
+          <w:szCs w:val="21"/>
+          <w:lang w:val="en-IN" w:eastAsia="en-IN"/>
+        </w:rPr>
+      </w:pPr>
+      <w:r>
+        <w:rPr>
+          <w:rFonts w:ascii="Consolas" w:eastAsia="Times New Roman" w:hAnsi="Consolas"/>
+          <w:color w:val="008000"/>
+          <w:sz w:val="21"/>
+          <w:szCs w:val="21"/>
+          <w:lang w:val="en-IN" w:eastAsia="en-IN"/>
+        </w:rPr>
+        <w:t># traceback is used to display errors in more detailed way</w:t>
+      </w:r>
+    </w:p>
+    <w:p>
+      <w:pPr>
+        <w:pStyle w:val="PointQuestion"/>
+      </w:pPr>
+      <w:r>
+        <w:t>Code:</w:t>
+      </w:r>
+    </w:p>
+    <w:p>
+      <w:pPr>
+        <w:pStyle w:val="code"/>
+      </w:pPr>
+      <w:r>
+        <w:t>import traceback</w:t>
+      </w:r>
+    </w:p>
+    <w:p>
+      <w:pPr>
+        <w:pStyle w:val="code"/>
+      </w:pPr>
+    </w:p>
+    <w:p>
+      <w:pPr>
+        <w:pStyle w:val="code"/>
+      </w:pPr>
+      <w:r>
+        <w:t>try:</w:t>
+      </w:r>
+    </w:p>
+    <w:p>
+      <w:pPr>
+        <w:pStyle w:val="code"/>
+      </w:pPr>
+      <w:r>
+        <w:t xml:space="preserve">    10 / 0</w:t>
+      </w:r>
+    </w:p>
+    <w:p>
+      <w:pPr>
+        <w:pStyle w:val="code"/>
+      </w:pPr>
+      <w:r>
+        <w:t>except Exception:</w:t>
+      </w:r>
+    </w:p>
+    <w:p>
+      <w:pPr>
+        <w:pStyle w:val="code"/>
+      </w:pPr>
+      <w:r>
+        <w:t xml:space="preserve">    traceback.print_exc()</w:t>
+      </w:r>
+    </w:p>
     <w:p/>
+    <w:p>
+      <w:pPr>
+        <w:pStyle w:val="PointQuestion"/>
+      </w:pPr>
+      <w:r>
+        <w:t>Op:</w:t>
+      </w:r>
+    </w:p>
+    <w:p>
+      <w:pPr>
+        <w:pStyle w:val="code"/>
+      </w:pPr>
+      <w:r>
+        <w:t>Traceback (most recent call last):</w:t>
+      </w:r>
+    </w:p>
+    <w:p>
+      <w:pPr>
+        <w:pStyle w:val="code"/>
+      </w:pPr>
+      <w:r>
+        <w:t xml:space="preserve">  File "main.py", line 4, in &lt;module&gt;</w:t>
+      </w:r>
+    </w:p>
+    <w:p>
+      <w:pPr>
+        <w:pStyle w:val="code"/>
+      </w:pPr>
+      <w:r>
+        <w:t xml:space="preserve">    10 / 0</w:t>
+      </w:r>
+    </w:p>
+    <w:p>
+      <w:pPr>
+        <w:pStyle w:val="code"/>
+      </w:pPr>
+      <w:r>
+        <w:t>ZeroDivisionError: division by zero</w:t>
+      </w:r>
+    </w:p>
     <w:p/>
+    <w:p>
+      <w:pPr>
+        <w:pStyle w:val="PointQuestion"/>
+        <w:rPr>
+          <w:lang w:val="en-IN" w:eastAsia="en-IN"/>
+        </w:rPr>
+      </w:pPr>
+      <w:r>
+        <w:rPr>
+          <w:lang w:val="en-IN" w:eastAsia="en-IN"/>
+        </w:rPr>
+        <w:t>This shows:</w:t>
+      </w:r>
+    </w:p>
+    <w:p>
+      <w:pPr>
+        <w:numPr>
+          <w:ilvl w:val="0"/>
+          <w:numId w:val="89"/>
+        </w:numPr>
+        <w:spacing w:before="100" w:beforeAutospacing="1" w:after="100" w:afterAutospacing="1"/>
+        <w:jc w:val="left"/>
+        <w:rPr>
+          <w:rFonts w:ascii="Times New Roman" w:eastAsia="Times New Roman" w:hAnsi="Times New Roman"/>
+          <w:sz w:val="24"/>
+          <w:szCs w:val="24"/>
+          <w:lang w:val="en-IN" w:eastAsia="en-IN"/>
+        </w:rPr>
+      </w:pPr>
+      <w:r>
+        <w:rPr>
+          <w:rFonts w:ascii="Times New Roman" w:eastAsia="Times New Roman" w:hAnsi="Times New Roman"/>
+          <w:sz w:val="24"/>
+          <w:szCs w:val="24"/>
+          <w:lang w:val="en-IN" w:eastAsia="en-IN"/>
+        </w:rPr>
+        <w:t xml:space="preserve">File name </w:t>
+      </w:r>
+    </w:p>
+    <w:p>
+      <w:pPr>
+        <w:numPr>
+          <w:ilvl w:val="0"/>
+          <w:numId w:val="89"/>
+        </w:numPr>
+        <w:spacing w:before="100" w:beforeAutospacing="1" w:after="100" w:afterAutospacing="1"/>
+        <w:jc w:val="left"/>
+        <w:rPr>
+          <w:rFonts w:ascii="Times New Roman" w:eastAsia="Times New Roman" w:hAnsi="Times New Roman"/>
+          <w:sz w:val="24"/>
+          <w:szCs w:val="24"/>
+          <w:lang w:val="en-IN" w:eastAsia="en-IN"/>
+        </w:rPr>
+      </w:pPr>
+      <w:r>
+        <w:rPr>
+          <w:rFonts w:ascii="Times New Roman" w:eastAsia="Times New Roman" w:hAnsi="Times New Roman"/>
+          <w:sz w:val="24"/>
+          <w:szCs w:val="24"/>
+          <w:lang w:val="en-IN" w:eastAsia="en-IN"/>
+        </w:rPr>
+        <w:t xml:space="preserve">Line number </w:t>
+      </w:r>
+    </w:p>
+    <w:p>
+      <w:pPr>
+        <w:numPr>
+          <w:ilvl w:val="0"/>
+          <w:numId w:val="89"/>
+        </w:numPr>
+        <w:spacing w:before="100" w:beforeAutospacing="1" w:after="100" w:afterAutospacing="1"/>
+        <w:jc w:val="left"/>
+        <w:rPr>
+          <w:rFonts w:ascii="Times New Roman" w:eastAsia="Times New Roman" w:hAnsi="Times New Roman"/>
+          <w:sz w:val="24"/>
+          <w:szCs w:val="24"/>
+          <w:lang w:val="en-IN" w:eastAsia="en-IN"/>
+        </w:rPr>
+      </w:pPr>
+      <w:r>
+        <w:rPr>
+          <w:rFonts w:ascii="Times New Roman" w:eastAsia="Times New Roman" w:hAnsi="Times New Roman"/>
+          <w:sz w:val="24"/>
+          <w:szCs w:val="24"/>
+          <w:lang w:val="en-IN" w:eastAsia="en-IN"/>
+        </w:rPr>
+        <w:t xml:space="preserve">Function </w:t>
+      </w:r>
+    </w:p>
+    <w:p>
+      <w:pPr>
+        <w:numPr>
+          <w:ilvl w:val="0"/>
+          <w:numId w:val="89"/>
+        </w:numPr>
+        <w:spacing w:before="100" w:beforeAutospacing="1" w:after="100" w:afterAutospacing="1"/>
+        <w:jc w:val="left"/>
+        <w:rPr>
+          <w:rFonts w:ascii="Times New Roman" w:eastAsia="Times New Roman" w:hAnsi="Times New Roman"/>
+          <w:sz w:val="24"/>
+          <w:szCs w:val="24"/>
+          <w:lang w:val="en-IN" w:eastAsia="en-IN"/>
+        </w:rPr>
+      </w:pPr>
+      <w:r>
+        <w:rPr>
+          <w:rFonts w:ascii="Times New Roman" w:eastAsia="Times New Roman" w:hAnsi="Times New Roman"/>
+          <w:sz w:val="24"/>
+          <w:szCs w:val="24"/>
+          <w:lang w:val="en-IN" w:eastAsia="en-IN"/>
+        </w:rPr>
+        <w:t>Exact error</w:t>
+      </w:r>
+    </w:p>
     <w:p/>
+    <w:p>
+      <w:pPr>
+        <w:pBdr>
+          <w:bottom w:val="single" w:sz="6" w:space="1" w:color="auto"/>
+        </w:pBdr>
+      </w:pPr>
+    </w:p>
     <w:p/>
-    <w:p/>
-    <w:p/>
+    <w:p>
+      <w:pPr>
+        <w:pStyle w:val="pdq2pgselectionanchorcontainer"/>
+      </w:pPr>
+      <w:r>
+        <w:rPr>
+          <w:rStyle w:val="HTMLCode"/>
+        </w:rPr>
+        <w:t>urllib.parse</w:t>
+      </w:r>
+      <w:r>
+        <w:t xml:space="preserve"> is a </w:t>
+      </w:r>
+      <w:r>
+        <w:rPr>
+          <w:rStyle w:val="Strong"/>
+        </w:rPr>
+        <w:t>built-in Python module</w:t>
+      </w:r>
+      <w:r>
+        <w:t xml:space="preserve"> used to </w:t>
+      </w:r>
+      <w:r>
+        <w:rPr>
+          <w:rStyle w:val="Strong"/>
+        </w:rPr>
+        <w:t>parse, split, build, and encode URLs</w:t>
+      </w:r>
+      <w:r>
+        <w:t>.</w:t>
+      </w:r>
+    </w:p>
+    <w:p>
+      <w:pPr>
+        <w:pStyle w:val="Heading3"/>
+      </w:pPr>
+      <w:r>
+        <w:t>Common uses</w:t>
+      </w:r>
+    </w:p>
+    <w:p>
+      <w:pPr>
+        <w:pStyle w:val="Heading4"/>
+      </w:pPr>
+      <w:r>
+        <w:t>1. Parse a URL</w:t>
+      </w:r>
+    </w:p>
+    <w:p>
+      <w:pPr>
+        <w:pStyle w:val="HTMLPreformatted"/>
+        <w:rPr>
+          <w:rStyle w:val="HTMLCode"/>
+          <w:rFonts w:eastAsia="SimSun"/>
+        </w:rPr>
+      </w:pPr>
+      <w:r>
+        <w:rPr>
+          <w:rStyle w:val="g"/>
+        </w:rPr>
+        <w:t>from</w:t>
+      </w:r>
+      <w:r>
+        <w:rPr>
+          <w:rStyle w:val="HTMLCode"/>
+          <w:rFonts w:eastAsia="SimSun"/>
+        </w:rPr>
+        <w:t xml:space="preserve"> </w:t>
+      </w:r>
+      <w:r>
+        <w:rPr>
+          <w:rStyle w:val="m"/>
+        </w:rPr>
+        <w:t>urllib</w:t>
+      </w:r>
+      <w:r>
+        <w:rPr>
+          <w:rStyle w:val="g"/>
+        </w:rPr>
+        <w:t>.</w:t>
+      </w:r>
+      <w:r>
+        <w:rPr>
+          <w:rStyle w:val="m"/>
+        </w:rPr>
+        <w:t>parse</w:t>
+      </w:r>
+      <w:r>
+        <w:rPr>
+          <w:rStyle w:val="HTMLCode"/>
+          <w:rFonts w:eastAsia="SimSun"/>
+        </w:rPr>
+        <w:t xml:space="preserve"> </w:t>
+      </w:r>
+      <w:r>
+        <w:rPr>
+          <w:rStyle w:val="g"/>
+        </w:rPr>
+        <w:t>import</w:t>
+      </w:r>
+      <w:r>
+        <w:rPr>
+          <w:rStyle w:val="HTMLCode"/>
+          <w:rFonts w:eastAsia="SimSun"/>
+        </w:rPr>
+        <w:t xml:space="preserve"> </w:t>
+      </w:r>
+      <w:r>
+        <w:rPr>
+          <w:rStyle w:val="m"/>
+        </w:rPr>
+        <w:t>urlparse</w:t>
+      </w:r>
+    </w:p>
+    <w:p>
+      <w:pPr>
+        <w:pStyle w:val="HTMLPreformatted"/>
+        <w:rPr>
+          <w:rStyle w:val="HTMLCode"/>
+          <w:rFonts w:eastAsia="SimSun"/>
+        </w:rPr>
+      </w:pPr>
+    </w:p>
+    <w:p>
+      <w:pPr>
+        <w:pStyle w:val="HTMLPreformatted"/>
+        <w:rPr>
+          <w:rStyle w:val="HTMLCode"/>
+          <w:rFonts w:eastAsia="SimSun"/>
+        </w:rPr>
+      </w:pPr>
+      <w:r>
+        <w:rPr>
+          <w:rStyle w:val="m"/>
+        </w:rPr>
+        <w:t>url</w:t>
+      </w:r>
+      <w:r>
+        <w:rPr>
+          <w:rStyle w:val="HTMLCode"/>
+          <w:rFonts w:eastAsia="SimSun"/>
+        </w:rPr>
+        <w:t xml:space="preserve"> </w:t>
+      </w:r>
+      <w:r>
+        <w:rPr>
+          <w:rStyle w:val="g"/>
+        </w:rPr>
+        <w:t>=</w:t>
+      </w:r>
+      <w:r>
+        <w:rPr>
+          <w:rStyle w:val="HTMLCode"/>
+          <w:rFonts w:eastAsia="SimSun"/>
+        </w:rPr>
+        <w:t xml:space="preserve"> </w:t>
+      </w:r>
+      <w:r>
+        <w:rPr>
+          <w:rStyle w:val="k"/>
+        </w:rPr>
+        <w:t>"https://example.com/search?q=laptop&amp;page=2"</w:t>
+      </w:r>
+    </w:p>
+    <w:p>
+      <w:pPr>
+        <w:pStyle w:val="HTMLPreformatted"/>
+        <w:rPr>
+          <w:rStyle w:val="HTMLCode"/>
+          <w:rFonts w:eastAsia="SimSun"/>
+        </w:rPr>
+      </w:pPr>
+    </w:p>
+    <w:p>
+      <w:pPr>
+        <w:pStyle w:val="HTMLPreformatted"/>
+        <w:rPr>
+          <w:rStyle w:val="HTMLCode"/>
+          <w:rFonts w:eastAsia="SimSun"/>
+        </w:rPr>
+      </w:pPr>
+      <w:r>
+        <w:rPr>
+          <w:rStyle w:val="m"/>
+        </w:rPr>
+        <w:t>result</w:t>
+      </w:r>
+      <w:r>
+        <w:rPr>
+          <w:rStyle w:val="HTMLCode"/>
+          <w:rFonts w:eastAsia="SimSun"/>
+        </w:rPr>
+        <w:t xml:space="preserve"> </w:t>
+      </w:r>
+      <w:r>
+        <w:rPr>
+          <w:rStyle w:val="g"/>
+        </w:rPr>
+        <w:t>=</w:t>
+      </w:r>
+      <w:r>
+        <w:rPr>
+          <w:rStyle w:val="HTMLCode"/>
+          <w:rFonts w:eastAsia="SimSun"/>
+        </w:rPr>
+        <w:t xml:space="preserve"> </w:t>
+      </w:r>
+      <w:r>
+        <w:rPr>
+          <w:rStyle w:val="m"/>
+        </w:rPr>
+        <w:t>urlparse</w:t>
+      </w:r>
+      <w:r>
+        <w:rPr>
+          <w:rStyle w:val="HTMLCode"/>
+          <w:rFonts w:eastAsia="SimSun"/>
+        </w:rPr>
+        <w:t>(</w:t>
+      </w:r>
+      <w:r>
+        <w:rPr>
+          <w:rStyle w:val="m"/>
+        </w:rPr>
+        <w:t>url</w:t>
+      </w:r>
+      <w:r>
+        <w:rPr>
+          <w:rStyle w:val="HTMLCode"/>
+          <w:rFonts w:eastAsia="SimSun"/>
+        </w:rPr>
+        <w:t>)</w:t>
+      </w:r>
+    </w:p>
+    <w:p>
+      <w:pPr>
+        <w:pStyle w:val="HTMLPreformatted"/>
+        <w:rPr>
+          <w:rStyle w:val="HTMLCode"/>
+          <w:rFonts w:eastAsia="SimSun"/>
+        </w:rPr>
+      </w:pPr>
+    </w:p>
+    <w:p>
+      <w:pPr>
+        <w:pStyle w:val="HTMLPreformatted"/>
+        <w:rPr>
+          <w:rStyle w:val="HTMLCode"/>
+          <w:rFonts w:eastAsia="SimSun"/>
+        </w:rPr>
+      </w:pPr>
+      <w:r>
+        <w:rPr>
+          <w:rStyle w:val="m"/>
+        </w:rPr>
+        <w:t>print</w:t>
+      </w:r>
+      <w:r>
+        <w:rPr>
+          <w:rStyle w:val="HTMLCode"/>
+          <w:rFonts w:eastAsia="SimSun"/>
+        </w:rPr>
+        <w:t>(</w:t>
+      </w:r>
+      <w:r>
+        <w:rPr>
+          <w:rStyle w:val="m"/>
+        </w:rPr>
+        <w:t>result</w:t>
+      </w:r>
+      <w:r>
+        <w:rPr>
+          <w:rStyle w:val="g"/>
+        </w:rPr>
+        <w:t>.</w:t>
+      </w:r>
+      <w:r>
+        <w:rPr>
+          <w:rStyle w:val="HTMLCode"/>
+          <w:rFonts w:eastAsia="SimSun"/>
+        </w:rPr>
+        <w:t xml:space="preserve">scheme)   </w:t>
+      </w:r>
+      <w:r>
+        <w:rPr>
+          <w:rStyle w:val="e"/>
+        </w:rPr>
+        <w:t># https</w:t>
+      </w:r>
+    </w:p>
+    <w:p>
+      <w:pPr>
+        <w:pStyle w:val="HTMLPreformatted"/>
+        <w:rPr>
+          <w:rStyle w:val="HTMLCode"/>
+          <w:rFonts w:eastAsia="SimSun"/>
+        </w:rPr>
+      </w:pPr>
+      <w:r>
+        <w:rPr>
+          <w:rStyle w:val="m"/>
+        </w:rPr>
+        <w:t>print</w:t>
+      </w:r>
+      <w:r>
+        <w:rPr>
+          <w:rStyle w:val="HTMLCode"/>
+          <w:rFonts w:eastAsia="SimSun"/>
+        </w:rPr>
+        <w:t>(</w:t>
+      </w:r>
+      <w:r>
+        <w:rPr>
+          <w:rStyle w:val="m"/>
+        </w:rPr>
+        <w:t>result</w:t>
+      </w:r>
+      <w:r>
+        <w:rPr>
+          <w:rStyle w:val="g"/>
+        </w:rPr>
+        <w:t>.</w:t>
+      </w:r>
+      <w:r>
+        <w:rPr>
+          <w:rStyle w:val="HTMLCode"/>
+          <w:rFonts w:eastAsia="SimSun"/>
+        </w:rPr>
+        <w:t xml:space="preserve">netloc)   </w:t>
+      </w:r>
+      <w:r>
+        <w:rPr>
+          <w:rStyle w:val="e"/>
+        </w:rPr>
+        <w:t># example.com</w:t>
+      </w:r>
+    </w:p>
+    <w:p>
+      <w:pPr>
+        <w:pStyle w:val="HTMLPreformatted"/>
+        <w:rPr>
+          <w:rStyle w:val="HTMLCode"/>
+          <w:rFonts w:eastAsia="SimSun"/>
+        </w:rPr>
+      </w:pPr>
+      <w:r>
+        <w:rPr>
+          <w:rStyle w:val="m"/>
+        </w:rPr>
+        <w:t>print</w:t>
+      </w:r>
+      <w:r>
+        <w:rPr>
+          <w:rStyle w:val="HTMLCode"/>
+          <w:rFonts w:eastAsia="SimSun"/>
+        </w:rPr>
+        <w:t>(</w:t>
+      </w:r>
+      <w:r>
+        <w:rPr>
+          <w:rStyle w:val="m"/>
+        </w:rPr>
+        <w:t>result</w:t>
+      </w:r>
+      <w:r>
+        <w:rPr>
+          <w:rStyle w:val="g"/>
+        </w:rPr>
+        <w:t>.</w:t>
+      </w:r>
+      <w:r>
+        <w:rPr>
+          <w:rStyle w:val="HTMLCode"/>
+          <w:rFonts w:eastAsia="SimSun"/>
+        </w:rPr>
+        <w:t xml:space="preserve">path)     </w:t>
+      </w:r>
+      <w:r>
+        <w:rPr>
+          <w:rStyle w:val="e"/>
+        </w:rPr>
+        <w:t># /search</w:t>
+      </w:r>
+    </w:p>
+    <w:p>
+      <w:pPr>
+        <w:pStyle w:val="HTMLPreformatted"/>
+      </w:pPr>
+      <w:r>
+        <w:rPr>
+          <w:rStyle w:val="m"/>
+        </w:rPr>
+        <w:t>print</w:t>
+      </w:r>
+      <w:r>
+        <w:rPr>
+          <w:rStyle w:val="HTMLCode"/>
+          <w:rFonts w:eastAsia="SimSun"/>
+        </w:rPr>
+        <w:t>(</w:t>
+      </w:r>
+      <w:r>
+        <w:rPr>
+          <w:rStyle w:val="m"/>
+        </w:rPr>
+        <w:t>result</w:t>
+      </w:r>
+      <w:r>
+        <w:rPr>
+          <w:rStyle w:val="g"/>
+        </w:rPr>
+        <w:t>.</w:t>
+      </w:r>
+      <w:r>
+        <w:rPr>
+          <w:rStyle w:val="HTMLCode"/>
+          <w:rFonts w:eastAsia="SimSun"/>
+        </w:rPr>
+        <w:t xml:space="preserve">query)    </w:t>
+      </w:r>
+      <w:r>
+        <w:rPr>
+          <w:rStyle w:val="e"/>
+        </w:rPr>
+        <w:t># q=laptop&amp;page=2</w:t>
+      </w:r>
+    </w:p>
+    <w:p>
+      <w:r>
+        <w:pict w14:anchorId="319F7265">
+          <v:rect id="_x0000_i1025" style="width:0;height:1.5pt" o:hralign="center" o:hrstd="t" o:hr="t" fillcolor="#a0a0a0" stroked="f"/>
+        </w:pict>
+      </w:r>
+    </w:p>
+    <w:p>
+      <w:pPr>
+        <w:pStyle w:val="Heading4"/>
+      </w:pPr>
+      <w:r>
+        <w:t>2. Get query parameters</w:t>
+      </w:r>
+    </w:p>
+    <w:p>
+      <w:pPr>
+        <w:pStyle w:val="HTMLPreformatted"/>
+        <w:rPr>
+          <w:rStyle w:val="HTMLCode"/>
+          <w:rFonts w:eastAsia="SimSun"/>
+        </w:rPr>
+      </w:pPr>
+      <w:r>
+        <w:rPr>
+          <w:rStyle w:val="g"/>
+        </w:rPr>
+        <w:t>from</w:t>
+      </w:r>
+      <w:r>
+        <w:rPr>
+          <w:rStyle w:val="HTMLCode"/>
+          <w:rFonts w:eastAsia="SimSun"/>
+        </w:rPr>
+        <w:t xml:space="preserve"> </w:t>
+      </w:r>
+      <w:r>
+        <w:rPr>
+          <w:rStyle w:val="m"/>
+        </w:rPr>
+        <w:t>urllib</w:t>
+      </w:r>
+      <w:r>
+        <w:rPr>
+          <w:rStyle w:val="g"/>
+        </w:rPr>
+        <w:t>.</w:t>
+      </w:r>
+      <w:r>
+        <w:rPr>
+          <w:rStyle w:val="m"/>
+        </w:rPr>
+        <w:t>parse</w:t>
+      </w:r>
+      <w:r>
+        <w:rPr>
+          <w:rStyle w:val="HTMLCode"/>
+          <w:rFonts w:eastAsia="SimSun"/>
+        </w:rPr>
+        <w:t xml:space="preserve"> </w:t>
+      </w:r>
+      <w:r>
+        <w:rPr>
+          <w:rStyle w:val="g"/>
+        </w:rPr>
+        <w:t>import</w:t>
+      </w:r>
+      <w:r>
+        <w:rPr>
+          <w:rStyle w:val="HTMLCode"/>
+          <w:rFonts w:eastAsia="SimSun"/>
+        </w:rPr>
+        <w:t xml:space="preserve"> </w:t>
+      </w:r>
+      <w:r>
+        <w:rPr>
+          <w:rStyle w:val="m"/>
+        </w:rPr>
+        <w:t>parse_qs</w:t>
+      </w:r>
+    </w:p>
+    <w:p>
+      <w:pPr>
+        <w:pStyle w:val="HTMLPreformatted"/>
+        <w:rPr>
+          <w:rStyle w:val="HTMLCode"/>
+          <w:rFonts w:eastAsia="SimSun"/>
+        </w:rPr>
+      </w:pPr>
+    </w:p>
+    <w:p>
+      <w:pPr>
+        <w:pStyle w:val="HTMLPreformatted"/>
+        <w:rPr>
+          <w:rStyle w:val="HTMLCode"/>
+          <w:rFonts w:eastAsia="SimSun"/>
+        </w:rPr>
+      </w:pPr>
+      <w:r>
+        <w:rPr>
+          <w:rStyle w:val="m"/>
+        </w:rPr>
+        <w:t>query</w:t>
+      </w:r>
+      <w:r>
+        <w:rPr>
+          <w:rStyle w:val="HTMLCode"/>
+          <w:rFonts w:eastAsia="SimSun"/>
+        </w:rPr>
+        <w:t xml:space="preserve"> </w:t>
+      </w:r>
+      <w:r>
+        <w:rPr>
+          <w:rStyle w:val="g"/>
+        </w:rPr>
+        <w:t>=</w:t>
+      </w:r>
+      <w:r>
+        <w:rPr>
+          <w:rStyle w:val="HTMLCode"/>
+          <w:rFonts w:eastAsia="SimSun"/>
+        </w:rPr>
+        <w:t xml:space="preserve"> </w:t>
+      </w:r>
+      <w:r>
+        <w:rPr>
+          <w:rStyle w:val="k"/>
+        </w:rPr>
+        <w:t>"q=laptop&amp;page=2"</w:t>
+      </w:r>
+    </w:p>
+    <w:p>
+      <w:pPr>
+        <w:pStyle w:val="HTMLPreformatted"/>
+        <w:rPr>
+          <w:rStyle w:val="HTMLCode"/>
+          <w:rFonts w:eastAsia="SimSun"/>
+        </w:rPr>
+      </w:pPr>
+    </w:p>
+    <w:p>
+      <w:pPr>
+        <w:pStyle w:val="HTMLPreformatted"/>
+      </w:pPr>
+      <w:r>
+        <w:rPr>
+          <w:rStyle w:val="m"/>
+        </w:rPr>
+        <w:t>print</w:t>
+      </w:r>
+      <w:r>
+        <w:rPr>
+          <w:rStyle w:val="HTMLCode"/>
+          <w:rFonts w:eastAsia="SimSun"/>
+        </w:rPr>
+        <w:t>(</w:t>
+      </w:r>
+      <w:r>
+        <w:rPr>
+          <w:rStyle w:val="m"/>
+        </w:rPr>
+        <w:t>parse_qs</w:t>
+      </w:r>
+      <w:r>
+        <w:rPr>
+          <w:rStyle w:val="HTMLCode"/>
+          <w:rFonts w:eastAsia="SimSun"/>
+        </w:rPr>
+        <w:t>(</w:t>
+      </w:r>
+      <w:r>
+        <w:rPr>
+          <w:rStyle w:val="m"/>
+        </w:rPr>
+        <w:t>query</w:t>
+      </w:r>
+      <w:r>
+        <w:rPr>
+          <w:rStyle w:val="HTMLCode"/>
+          <w:rFonts w:eastAsia="SimSun"/>
+        </w:rPr>
+        <w:t>))</w:t>
+      </w:r>
+    </w:p>
+    <w:p>
+      <w:pPr>
+        <w:pStyle w:val="NormalWeb"/>
+      </w:pPr>
+      <w:r>
+        <w:lastRenderedPageBreak/>
+        <w:t>Output:</w:t>
+      </w:r>
+    </w:p>
+    <w:p>
+      <w:pPr>
+        <w:pStyle w:val="HTMLPreformatted"/>
+        <w:rPr>
+          <w:rStyle w:val="HTMLCode"/>
+          <w:rFonts w:eastAsia="SimSun"/>
+        </w:rPr>
+      </w:pPr>
+      <w:r>
+        <w:rPr>
+          <w:rStyle w:val="HTMLCode"/>
+          <w:rFonts w:eastAsia="SimSun"/>
+        </w:rPr>
+        <w:t>{</w:t>
+      </w:r>
+    </w:p>
+    <w:p>
+      <w:pPr>
+        <w:pStyle w:val="HTMLPreformatted"/>
+        <w:rPr>
+          <w:rStyle w:val="HTMLCode"/>
+          <w:rFonts w:eastAsia="SimSun"/>
+        </w:rPr>
+      </w:pPr>
+      <w:r>
+        <w:rPr>
+          <w:rStyle w:val="HTMLCode"/>
+          <w:rFonts w:eastAsia="SimSun"/>
+        </w:rPr>
+        <w:t xml:space="preserve">    </w:t>
+      </w:r>
+      <w:r>
+        <w:rPr>
+          <w:rStyle w:val="k"/>
+        </w:rPr>
+        <w:t>'q'</w:t>
+      </w:r>
+      <w:r>
+        <w:rPr>
+          <w:rStyle w:val="HTMLCode"/>
+          <w:rFonts w:eastAsia="SimSun"/>
+        </w:rPr>
+        <w:t>: [</w:t>
+      </w:r>
+      <w:r>
+        <w:rPr>
+          <w:rStyle w:val="k"/>
+        </w:rPr>
+        <w:t>'laptop'</w:t>
+      </w:r>
+      <w:r>
+        <w:rPr>
+          <w:rStyle w:val="HTMLCode"/>
+          <w:rFonts w:eastAsia="SimSun"/>
+        </w:rPr>
+        <w:t>],</w:t>
+      </w:r>
+    </w:p>
+    <w:p>
+      <w:pPr>
+        <w:pStyle w:val="HTMLPreformatted"/>
+        <w:rPr>
+          <w:rStyle w:val="HTMLCode"/>
+          <w:rFonts w:eastAsia="SimSun"/>
+        </w:rPr>
+      </w:pPr>
+      <w:r>
+        <w:rPr>
+          <w:rStyle w:val="HTMLCode"/>
+          <w:rFonts w:eastAsia="SimSun"/>
+        </w:rPr>
+        <w:t xml:space="preserve">    </w:t>
+      </w:r>
+      <w:r>
+        <w:rPr>
+          <w:rStyle w:val="k"/>
+        </w:rPr>
+        <w:t>'page'</w:t>
+      </w:r>
+      <w:r>
+        <w:rPr>
+          <w:rStyle w:val="HTMLCode"/>
+          <w:rFonts w:eastAsia="SimSun"/>
+        </w:rPr>
+        <w:t>: [</w:t>
+      </w:r>
+      <w:r>
+        <w:rPr>
+          <w:rStyle w:val="k"/>
+        </w:rPr>
+        <w:t>'2'</w:t>
+      </w:r>
+      <w:r>
+        <w:rPr>
+          <w:rStyle w:val="HTMLCode"/>
+          <w:rFonts w:eastAsia="SimSun"/>
+        </w:rPr>
+        <w:t>]</w:t>
+      </w:r>
+    </w:p>
+    <w:p>
+      <w:pPr>
+        <w:pStyle w:val="HTMLPreformatted"/>
+      </w:pPr>
+      <w:r>
+        <w:rPr>
+          <w:rStyle w:val="HTMLCode"/>
+          <w:rFonts w:eastAsia="SimSun"/>
+        </w:rPr>
+        <w:t>}</w:t>
+      </w:r>
+    </w:p>
+    <w:p>
+      <w:r>
+        <w:pict w14:anchorId="4CF4555F">
+          <v:rect id="_x0000_i1026" style="width:0;height:1.5pt" o:hralign="center" o:hrstd="t" o:hr="t" fillcolor="#a0a0a0" stroked="f"/>
+        </w:pict>
+      </w:r>
+    </w:p>
+    <w:p>
+      <w:pPr>
+        <w:pStyle w:val="Heading4"/>
+      </w:pPr>
+      <w:r>
+        <w:t>3. URL encode text</w:t>
+      </w:r>
+    </w:p>
+    <w:p>
+      <w:pPr>
+        <w:pStyle w:val="HTMLPreformatted"/>
+        <w:rPr>
+          <w:rStyle w:val="HTMLCode"/>
+          <w:rFonts w:eastAsia="SimSun"/>
+        </w:rPr>
+      </w:pPr>
+      <w:r>
+        <w:rPr>
+          <w:rStyle w:val="g"/>
+        </w:rPr>
+        <w:t>from</w:t>
+      </w:r>
+      <w:r>
+        <w:rPr>
+          <w:rStyle w:val="HTMLCode"/>
+          <w:rFonts w:eastAsia="SimSun"/>
+        </w:rPr>
+        <w:t xml:space="preserve"> </w:t>
+      </w:r>
+      <w:r>
+        <w:rPr>
+          <w:rStyle w:val="m"/>
+        </w:rPr>
+        <w:t>urllib</w:t>
+      </w:r>
+      <w:r>
+        <w:rPr>
+          <w:rStyle w:val="g"/>
+        </w:rPr>
+        <w:t>.</w:t>
+      </w:r>
+      <w:r>
+        <w:rPr>
+          <w:rStyle w:val="m"/>
+        </w:rPr>
+        <w:t>parse</w:t>
+      </w:r>
+      <w:r>
+        <w:rPr>
+          <w:rStyle w:val="HTMLCode"/>
+          <w:rFonts w:eastAsia="SimSun"/>
+        </w:rPr>
+        <w:t xml:space="preserve"> </w:t>
+      </w:r>
+      <w:r>
+        <w:rPr>
+          <w:rStyle w:val="g"/>
+        </w:rPr>
+        <w:t>import</w:t>
+      </w:r>
+      <w:r>
+        <w:rPr>
+          <w:rStyle w:val="HTMLCode"/>
+          <w:rFonts w:eastAsia="SimSun"/>
+        </w:rPr>
+        <w:t xml:space="preserve"> </w:t>
+      </w:r>
+      <w:r>
+        <w:rPr>
+          <w:rStyle w:val="m"/>
+        </w:rPr>
+        <w:t>quote</w:t>
+      </w:r>
+    </w:p>
+    <w:p>
+      <w:pPr>
+        <w:pStyle w:val="HTMLPreformatted"/>
+        <w:rPr>
+          <w:rStyle w:val="HTMLCode"/>
+          <w:rFonts w:eastAsia="SimSun"/>
+        </w:rPr>
+      </w:pPr>
+    </w:p>
+    <w:p>
+      <w:pPr>
+        <w:pStyle w:val="HTMLPreformatted"/>
+      </w:pPr>
+      <w:r>
+        <w:rPr>
+          <w:rStyle w:val="m"/>
+        </w:rPr>
+        <w:t>print</w:t>
+      </w:r>
+      <w:r>
+        <w:rPr>
+          <w:rStyle w:val="HTMLCode"/>
+          <w:rFonts w:eastAsia="SimSun"/>
+        </w:rPr>
+        <w:t>(</w:t>
+      </w:r>
+      <w:r>
+        <w:rPr>
+          <w:rStyle w:val="m"/>
+        </w:rPr>
+        <w:t>quote</w:t>
+      </w:r>
+      <w:r>
+        <w:rPr>
+          <w:rStyle w:val="HTMLCode"/>
+          <w:rFonts w:eastAsia="SimSun"/>
+        </w:rPr>
+        <w:t>(</w:t>
+      </w:r>
+      <w:r>
+        <w:rPr>
+          <w:rStyle w:val="k"/>
+        </w:rPr>
+        <w:t>"Gaming Laptop"</w:t>
+      </w:r>
+      <w:r>
+        <w:rPr>
+          <w:rStyle w:val="HTMLCode"/>
+          <w:rFonts w:eastAsia="SimSun"/>
+        </w:rPr>
+        <w:t>))</w:t>
+      </w:r>
+    </w:p>
+    <w:p>
+      <w:pPr>
+        <w:pStyle w:val="NormalWeb"/>
+      </w:pPr>
+      <w:r>
+        <w:t>Output:</w:t>
+      </w:r>
+    </w:p>
+    <w:p>
+      <w:pPr>
+        <w:pStyle w:val="HTMLPreformatted"/>
+      </w:pPr>
+      <w:r>
+        <w:rPr>
+          <w:rStyle w:val="HTMLCode"/>
+          <w:rFonts w:eastAsia="SimSun"/>
+        </w:rPr>
+        <w:t>Gaming%20Laptop</w:t>
+      </w:r>
+    </w:p>
+    <w:p>
+      <w:r>
+        <w:pict w14:anchorId="547BFEB1">
+          <v:rect id="_x0000_i1027" style="width:0;height:1.5pt" o:hralign="center" o:hrstd="t" o:hr="t" fillcolor="#a0a0a0" stroked="f"/>
+        </w:pict>
+      </w:r>
+    </w:p>
+    <w:p>
+      <w:pPr>
+        <w:pStyle w:val="Heading3"/>
+      </w:pPr>
+      <w:r>
+        <w:t>In web scraping</w:t>
+      </w:r>
+    </w:p>
+    <w:p>
+      <w:pPr>
+        <w:pStyle w:val="NormalWeb"/>
+      </w:pPr>
+      <w:r>
+        <w:t>You'll mostly use it to:</w:t>
+      </w:r>
+    </w:p>
+    <w:p>
+      <w:pPr>
+        <w:numPr>
+          <w:ilvl w:val="0"/>
+          <w:numId w:val="90"/>
+        </w:numPr>
+        <w:spacing w:before="100" w:beforeAutospacing="1" w:after="100" w:afterAutospacing="1"/>
+        <w:jc w:val="left"/>
+      </w:pPr>
+      <w:r>
+        <w:t>Extract query parameters (</w:t>
+      </w:r>
+      <w:r>
+        <w:rPr>
+          <w:rStyle w:val="HTMLCode"/>
+          <w:rFonts w:eastAsia="SimSun"/>
+        </w:rPr>
+        <w:t>pid</w:t>
+      </w:r>
+      <w:r>
+        <w:t xml:space="preserve">, </w:t>
+      </w:r>
+      <w:r>
+        <w:rPr>
+          <w:rStyle w:val="HTMLCode"/>
+          <w:rFonts w:eastAsia="SimSun"/>
+        </w:rPr>
+        <w:t>ASIN</w:t>
+      </w:r>
+      <w:r>
+        <w:t xml:space="preserve">, </w:t>
+      </w:r>
+      <w:r>
+        <w:rPr>
+          <w:rStyle w:val="HTMLCode"/>
+          <w:rFonts w:eastAsia="SimSun"/>
+        </w:rPr>
+        <w:t>page</w:t>
+      </w:r>
+      <w:r>
+        <w:t xml:space="preserve">, etc.) </w:t>
+      </w:r>
+    </w:p>
+    <w:p>
+      <w:pPr>
+        <w:numPr>
+          <w:ilvl w:val="0"/>
+          <w:numId w:val="90"/>
+        </w:numPr>
+        <w:spacing w:before="100" w:beforeAutospacing="1" w:after="100" w:afterAutospacing="1"/>
+        <w:jc w:val="left"/>
+      </w:pPr>
+      <w:r>
+        <w:t xml:space="preserve">Parse URLs into their components </w:t>
+      </w:r>
+    </w:p>
+    <w:p>
+      <w:pPr>
+        <w:numPr>
+          <w:ilvl w:val="0"/>
+          <w:numId w:val="90"/>
+        </w:numPr>
+        <w:spacing w:before="100" w:beforeAutospacing="1" w:after="100" w:afterAutospacing="1"/>
+        <w:jc w:val="left"/>
+      </w:pPr>
+      <w:r>
+        <w:t xml:space="preserve">Encode search terms before sending requests </w:t>
+      </w:r>
+    </w:p>
+    <w:p>
+      <w:pPr>
+        <w:pStyle w:val="NormalWeb"/>
+      </w:pPr>
+      <w:r>
+        <w:t>For example, with a Flipkart URL:</w:t>
+      </w:r>
+    </w:p>
+    <w:p>
+      <w:pPr>
+        <w:pStyle w:val="HTMLPreformatted"/>
+        <w:rPr>
+          <w:rStyle w:val="HTMLCode"/>
+          <w:rFonts w:eastAsia="SimSun"/>
+        </w:rPr>
+      </w:pPr>
+      <w:r>
+        <w:rPr>
+          <w:rStyle w:val="g"/>
+        </w:rPr>
+        <w:t>from</w:t>
+      </w:r>
+      <w:r>
+        <w:rPr>
+          <w:rStyle w:val="HTMLCode"/>
+          <w:rFonts w:eastAsia="SimSun"/>
+        </w:rPr>
+        <w:t xml:space="preserve"> </w:t>
+      </w:r>
+      <w:r>
+        <w:rPr>
+          <w:rStyle w:val="m"/>
+        </w:rPr>
+        <w:t>urllib</w:t>
+      </w:r>
+      <w:r>
+        <w:rPr>
+          <w:rStyle w:val="g"/>
+        </w:rPr>
+        <w:t>.</w:t>
+      </w:r>
+      <w:r>
+        <w:rPr>
+          <w:rStyle w:val="m"/>
+        </w:rPr>
+        <w:t>parse</w:t>
+      </w:r>
+      <w:r>
+        <w:rPr>
+          <w:rStyle w:val="HTMLCode"/>
+          <w:rFonts w:eastAsia="SimSun"/>
+        </w:rPr>
+        <w:t xml:space="preserve"> </w:t>
+      </w:r>
+      <w:r>
+        <w:rPr>
+          <w:rStyle w:val="g"/>
+        </w:rPr>
+        <w:t>import</w:t>
+      </w:r>
+      <w:r>
+        <w:rPr>
+          <w:rStyle w:val="HTMLCode"/>
+          <w:rFonts w:eastAsia="SimSun"/>
+        </w:rPr>
+        <w:t xml:space="preserve"> </w:t>
+      </w:r>
+      <w:r>
+        <w:rPr>
+          <w:rStyle w:val="m"/>
+        </w:rPr>
+        <w:t>urlparse</w:t>
+      </w:r>
+      <w:r>
+        <w:rPr>
+          <w:rStyle w:val="HTMLCode"/>
+          <w:rFonts w:eastAsia="SimSun"/>
+        </w:rPr>
+        <w:t xml:space="preserve">, </w:t>
+      </w:r>
+      <w:r>
+        <w:rPr>
+          <w:rStyle w:val="m"/>
+        </w:rPr>
+        <w:t>parse_qs</w:t>
+      </w:r>
+    </w:p>
+    <w:p>
+      <w:pPr>
+        <w:pStyle w:val="HTMLPreformatted"/>
+        <w:rPr>
+          <w:rStyle w:val="HTMLCode"/>
+          <w:rFonts w:eastAsia="SimSun"/>
+        </w:rPr>
+      </w:pPr>
+    </w:p>
+    <w:p>
+      <w:pPr>
+        <w:pStyle w:val="HTMLPreformatted"/>
+        <w:rPr>
+          <w:rStyle w:val="HTMLCode"/>
+          <w:rFonts w:eastAsia="SimSun"/>
+        </w:rPr>
+      </w:pPr>
+      <w:r>
+        <w:rPr>
+          <w:rStyle w:val="m"/>
+        </w:rPr>
+        <w:t>url</w:t>
+      </w:r>
+      <w:r>
+        <w:rPr>
+          <w:rStyle w:val="HTMLCode"/>
+          <w:rFonts w:eastAsia="SimSun"/>
+        </w:rPr>
+        <w:t xml:space="preserve"> </w:t>
+      </w:r>
+      <w:r>
+        <w:rPr>
+          <w:rStyle w:val="g"/>
+        </w:rPr>
+        <w:t>=</w:t>
+      </w:r>
+      <w:r>
+        <w:rPr>
+          <w:rStyle w:val="HTMLCode"/>
+          <w:rFonts w:eastAsia="SimSun"/>
+        </w:rPr>
+        <w:t xml:space="preserve"> </w:t>
+      </w:r>
+      <w:r>
+        <w:rPr>
+          <w:rStyle w:val="k"/>
+        </w:rPr>
+        <w:t>"https://www.flipkart.com/...?...&amp;pid=ACCHEY8PJV2EX2NM"</w:t>
+      </w:r>
+    </w:p>
+    <w:p>
+      <w:pPr>
+        <w:pStyle w:val="HTMLPreformatted"/>
+        <w:rPr>
+          <w:rStyle w:val="HTMLCode"/>
+          <w:rFonts w:eastAsia="SimSun"/>
+        </w:rPr>
+      </w:pPr>
+    </w:p>
+    <w:p>
+      <w:pPr>
+        <w:pStyle w:val="HTMLPreformatted"/>
+        <w:rPr>
+          <w:rStyle w:val="HTMLCode"/>
+          <w:rFonts w:eastAsia="SimSun"/>
+        </w:rPr>
+      </w:pPr>
+      <w:r>
+        <w:rPr>
+          <w:rStyle w:val="m"/>
+        </w:rPr>
+        <w:t>pid</w:t>
+      </w:r>
+      <w:r>
+        <w:rPr>
+          <w:rStyle w:val="HTMLCode"/>
+          <w:rFonts w:eastAsia="SimSun"/>
+        </w:rPr>
+        <w:t xml:space="preserve"> </w:t>
+      </w:r>
+      <w:r>
+        <w:rPr>
+          <w:rStyle w:val="g"/>
+        </w:rPr>
+        <w:t>=</w:t>
+      </w:r>
+      <w:r>
+        <w:rPr>
+          <w:rStyle w:val="HTMLCode"/>
+          <w:rFonts w:eastAsia="SimSun"/>
+        </w:rPr>
+        <w:t xml:space="preserve"> </w:t>
+      </w:r>
+      <w:r>
+        <w:rPr>
+          <w:rStyle w:val="m"/>
+        </w:rPr>
+        <w:t>parse_qs</w:t>
+      </w:r>
+      <w:r>
+        <w:rPr>
+          <w:rStyle w:val="HTMLCode"/>
+          <w:rFonts w:eastAsia="SimSun"/>
+        </w:rPr>
+        <w:t>(</w:t>
+      </w:r>
+      <w:r>
+        <w:rPr>
+          <w:rStyle w:val="m"/>
+        </w:rPr>
+        <w:t>urlparse</w:t>
+      </w:r>
+      <w:r>
+        <w:rPr>
+          <w:rStyle w:val="HTMLCode"/>
+          <w:rFonts w:eastAsia="SimSun"/>
+        </w:rPr>
+        <w:t>(</w:t>
+      </w:r>
+      <w:r>
+        <w:rPr>
+          <w:rStyle w:val="m"/>
+        </w:rPr>
+        <w:t>url</w:t>
+      </w:r>
+      <w:r>
+        <w:rPr>
+          <w:rStyle w:val="HTMLCode"/>
+          <w:rFonts w:eastAsia="SimSun"/>
+        </w:rPr>
+        <w:t>)</w:t>
+      </w:r>
+      <w:r>
+        <w:rPr>
+          <w:rStyle w:val="g"/>
+        </w:rPr>
+        <w:t>.</w:t>
+      </w:r>
+      <w:r>
+        <w:rPr>
+          <w:rStyle w:val="HTMLCode"/>
+          <w:rFonts w:eastAsia="SimSun"/>
+        </w:rPr>
+        <w:t>query)[</w:t>
+      </w:r>
+      <w:r>
+        <w:rPr>
+          <w:rStyle w:val="k"/>
+        </w:rPr>
+        <w:t>"pid"</w:t>
+      </w:r>
+      <w:r>
+        <w:rPr>
+          <w:rStyle w:val="HTMLCode"/>
+          <w:rFonts w:eastAsia="SimSun"/>
+        </w:rPr>
+        <w:t>][</w:t>
+      </w:r>
+      <w:r>
+        <w:rPr>
+          <w:rStyle w:val="j"/>
+        </w:rPr>
+        <w:t>0</w:t>
+      </w:r>
+      <w:r>
+        <w:rPr>
+          <w:rStyle w:val="HTMLCode"/>
+          <w:rFonts w:eastAsia="SimSun"/>
+        </w:rPr>
+        <w:t>]</w:t>
+      </w:r>
+    </w:p>
+    <w:p>
+      <w:pPr>
+        <w:pStyle w:val="HTMLPreformatted"/>
+        <w:rPr>
+          <w:rStyle w:val="HTMLCode"/>
+          <w:rFonts w:eastAsia="SimSun"/>
+        </w:rPr>
+      </w:pPr>
+    </w:p>
+    <w:p>
+      <w:pPr>
+        <w:pStyle w:val="HTMLPreformatted"/>
+      </w:pPr>
+      <w:r>
+        <w:rPr>
+          <w:rStyle w:val="m"/>
+        </w:rPr>
+        <w:t>print</w:t>
+      </w:r>
+      <w:r>
+        <w:rPr>
+          <w:rStyle w:val="HTMLCode"/>
+          <w:rFonts w:eastAsia="SimSun"/>
+        </w:rPr>
+        <w:t>(</w:t>
+      </w:r>
+      <w:r>
+        <w:rPr>
+          <w:rStyle w:val="m"/>
+        </w:rPr>
+        <w:t>pid</w:t>
+      </w:r>
+      <w:r>
+        <w:rPr>
+          <w:rStyle w:val="HTMLCode"/>
+          <w:rFonts w:eastAsia="SimSun"/>
+        </w:rPr>
+        <w:t>)</w:t>
+      </w:r>
+    </w:p>
+    <w:p>
+      <w:pPr>
+        <w:pStyle w:val="NormalWeb"/>
+      </w:pPr>
+      <w:r>
+        <w:t>Output:</w:t>
+      </w:r>
+    </w:p>
+    <w:p>
+      <w:pPr>
+        <w:pStyle w:val="HTMLPreformatted"/>
+      </w:pPr>
+      <w:r>
+        <w:rPr>
+          <w:rStyle w:val="HTMLCode"/>
+          <w:rFonts w:eastAsia="SimSun"/>
+        </w:rPr>
+        <w:t>ACCHEY8PJV2EX2NM</w:t>
+      </w:r>
+    </w:p>
+    <w:p>
+      <w:pPr>
+        <w:pStyle w:val="NormalWeb"/>
+      </w:pPr>
+      <w:r>
+        <w:rPr>
+          <w:rStyle w:val="Strong"/>
+        </w:rPr>
+        <w:t>In short:</w:t>
+      </w:r>
+      <w:r>
+        <w:t xml:space="preserve"> </w:t>
+      </w:r>
+      <w:r>
+        <w:rPr>
+          <w:rStyle w:val="HTMLCode"/>
+        </w:rPr>
+        <w:t>urllib.parse</w:t>
+      </w:r>
+      <w:r>
+        <w:t xml:space="preserve"> helps you </w:t>
+      </w:r>
+      <w:r>
+        <w:rPr>
+          <w:rStyle w:val="Strong"/>
+        </w:rPr>
+        <w:t>understand and manipulate URLs</w:t>
+      </w:r>
+      <w:r>
+        <w:t xml:space="preserve"> in Python.</w:t>
+      </w:r>
+    </w:p>
+    <w:p>
+      <w:pPr>
+        <w:pBdr>
+          <w:bottom w:val="single" w:sz="6" w:space="1" w:color="auto"/>
+        </w:pBdr>
+      </w:pPr>
+    </w:p>
     <w:p/>
     <w:p/>
     <w:p/>
@@ -4457,6 +6040,155 @@
     </w:lvl>
   </w:abstractNum>
   <w:abstractNum w:abstractNumId="38" w15:restartNumberingAfterBreak="0">
+    <w:nsid w:val="301F4DE2"/>
+    <w:multiLevelType w:val="multilevel"/>
+    <w:tmpl w:val="3246F668"/>
+    <w:lvl w:ilvl="0">
+      <w:start w:val="1"/>
+      <w:numFmt w:val="bullet"/>
+      <w:lvlText w:val=""/>
+      <w:lvlJc w:val="left"/>
+      <w:pPr>
+        <w:tabs>
+          <w:tab w:val="num" w:pos="720"/>
+        </w:tabs>
+        <w:ind w:left="720" w:hanging="360"/>
+      </w:pPr>
+      <w:rPr>
+        <w:rFonts w:ascii="Symbol" w:hAnsi="Symbol" w:hint="default"/>
+        <w:sz w:val="20"/>
+      </w:rPr>
+    </w:lvl>
+    <w:lvl w:ilvl="1" w:tentative="1">
+      <w:start w:val="1"/>
+      <w:numFmt w:val="bullet"/>
+      <w:lvlText w:val="o"/>
+      <w:lvlJc w:val="left"/>
+      <w:pPr>
+        <w:tabs>
+          <w:tab w:val="num" w:pos="1440"/>
+        </w:tabs>
+        <w:ind w:left="1440" w:hanging="360"/>
+      </w:pPr>
+      <w:rPr>
+        <w:rFonts w:ascii="Courier New" w:hAnsi="Courier New" w:hint="default"/>
+        <w:sz w:val="20"/>
+      </w:rPr>
+    </w:lvl>
+    <w:lvl w:ilvl="2" w:tentative="1">
+      <w:start w:val="1"/>
+      <w:numFmt w:val="bullet"/>
+      <w:lvlText w:val=""/>
+      <w:lvlJc w:val="left"/>
+      <w:pPr>
+        <w:tabs>
+          <w:tab w:val="num" w:pos="2160"/>
+        </w:tabs>
+        <w:ind w:left="2160" w:hanging="360"/>
+      </w:pPr>
+      <w:rPr>
+        <w:rFonts w:ascii="Wingdings" w:hAnsi="Wingdings" w:hint="default"/>
+        <w:sz w:val="20"/>
+      </w:rPr>
+    </w:lvl>
+    <w:lvl w:ilvl="3" w:tentative="1">
+      <w:start w:val="1"/>
+      <w:numFmt w:val="bullet"/>
+      <w:lvlText w:val=""/>
+      <w:lvlJc w:val="left"/>
+      <w:pPr>
+        <w:tabs>
+          <w:tab w:val="num" w:pos="2880"/>
+        </w:tabs>
+        <w:ind w:left="2880" w:hanging="360"/>
+      </w:pPr>
+      <w:rPr>
+        <w:rFonts w:ascii="Wingdings" w:hAnsi="Wingdings" w:hint="default"/>
+        <w:sz w:val="20"/>
+      </w:rPr>
+    </w:lvl>
+    <w:lvl w:ilvl="4" w:tentative="1">
+      <w:start w:val="1"/>
+      <w:numFmt w:val="bullet"/>
+      <w:lvlText w:val=""/>
+      <w:lvlJc w:val="left"/>
+      <w:pPr>
+        <w:tabs>
+          <w:tab w:val="num" w:pos="3600"/>
+        </w:tabs>
+        <w:ind w:left="3600" w:hanging="360"/>
+      </w:pPr>
+      <w:rPr>
+        <w:rFonts w:ascii="Wingdings" w:hAnsi="Wingdings" w:hint="default"/>
+        <w:sz w:val="20"/>
+      </w:rPr>
+    </w:lvl>
+    <w:lvl w:ilvl="5" w:tentative="1">
+      <w:start w:val="1"/>
+      <w:numFmt w:val="bullet"/>
+      <w:lvlText w:val=""/>
+      <w:lvlJc w:val="left"/>
+      <w:pPr>
+        <w:tabs>
+          <w:tab w:val="num" w:pos="4320"/>
+        </w:tabs>
+        <w:ind w:left="4320" w:hanging="360"/>
+      </w:pPr>
+      <w:rPr>
+        <w:rFonts w:ascii="Wingdings" w:hAnsi="Wingdings" w:hint="default"/>
+        <w:sz w:val="20"/>
+      </w:rPr>
+    </w:lvl>
+    <w:lvl w:ilvl="6" w:tentative="1">
+      <w:start w:val="1"/>
+      <w:numFmt w:val="bullet"/>
+      <w:lvlText w:val=""/>
+      <w:lvlJc w:val="left"/>
+      <w:pPr>
+        <w:tabs>
+          <w:tab w:val="num" w:pos="5040"/>
+        </w:tabs>
+        <w:ind w:left="5040" w:hanging="360"/>
+      </w:pPr>
+      <w:rPr>
+        <w:rFonts w:ascii="Wingdings" w:hAnsi="Wingdings" w:hint="default"/>
+        <w:sz w:val="20"/>
+      </w:rPr>
+    </w:lvl>
+    <w:lvl w:ilvl="7" w:tentative="1">
+      <w:start w:val="1"/>
+      <w:numFmt w:val="bullet"/>
+      <w:lvlText w:val=""/>
+      <w:lvlJc w:val="left"/>
+      <w:pPr>
+        <w:tabs>
+          <w:tab w:val="num" w:pos="5760"/>
+        </w:tabs>
+        <w:ind w:left="5760" w:hanging="360"/>
+      </w:pPr>
+      <w:rPr>
+        <w:rFonts w:ascii="Wingdings" w:hAnsi="Wingdings" w:hint="default"/>
+        <w:sz w:val="20"/>
+      </w:rPr>
+    </w:lvl>
+    <w:lvl w:ilvl="8" w:tentative="1">
+      <w:start w:val="1"/>
+      <w:numFmt w:val="bullet"/>
+      <w:lvlText w:val=""/>
+      <w:lvlJc w:val="left"/>
+      <w:pPr>
+        <w:tabs>
+          <w:tab w:val="num" w:pos="6480"/>
+        </w:tabs>
+        <w:ind w:left="6480" w:hanging="360"/>
+      </w:pPr>
+      <w:rPr>
+        <w:rFonts w:ascii="Wingdings" w:hAnsi="Wingdings" w:hint="default"/>
+        <w:sz w:val="20"/>
+      </w:rPr>
+    </w:lvl>
+  </w:abstractNum>
+  <w:abstractNum w:abstractNumId="39" w15:restartNumberingAfterBreak="0">
     <w:nsid w:val="305437F7"/>
     <w:multiLevelType w:val="hybridMultilevel"/>
     <w:tmpl w:val="9A2E4718"/>
@@ -4569,7 +6301,7 @@
       </w:rPr>
     </w:lvl>
   </w:abstractNum>
-  <w:abstractNum w:abstractNumId="39" w15:restartNumberingAfterBreak="0">
+  <w:abstractNum w:abstractNumId="40" w15:restartNumberingAfterBreak="0">
     <w:nsid w:val="30A01D8A"/>
     <w:multiLevelType w:val="hybridMultilevel"/>
     <w:tmpl w:val="FB6E40B0"/>
@@ -4682,7 +6414,7 @@
       </w:rPr>
     </w:lvl>
   </w:abstractNum>
-  <w:abstractNum w:abstractNumId="40" w15:restartNumberingAfterBreak="0">
+  <w:abstractNum w:abstractNumId="41" w15:restartNumberingAfterBreak="0">
     <w:nsid w:val="32413215"/>
     <w:multiLevelType w:val="hybridMultilevel"/>
     <w:tmpl w:val="2C66AEC2"/>
@@ -4795,7 +6527,7 @@
       </w:rPr>
     </w:lvl>
   </w:abstractNum>
-  <w:abstractNum w:abstractNumId="41" w15:restartNumberingAfterBreak="0">
+  <w:abstractNum w:abstractNumId="42" w15:restartNumberingAfterBreak="0">
     <w:nsid w:val="331A36B8"/>
     <w:multiLevelType w:val="hybridMultilevel"/>
     <w:tmpl w:val="E7BA6AB4"/>
@@ -4908,7 +6640,7 @@
       </w:rPr>
     </w:lvl>
   </w:abstractNum>
-  <w:abstractNum w:abstractNumId="42" w15:restartNumberingAfterBreak="0">
+  <w:abstractNum w:abstractNumId="43" w15:restartNumberingAfterBreak="0">
     <w:nsid w:val="36493CEA"/>
     <w:multiLevelType w:val="hybridMultilevel"/>
     <w:tmpl w:val="2EC2510A"/>
@@ -5021,7 +6753,7 @@
       </w:rPr>
     </w:lvl>
   </w:abstractNum>
-  <w:abstractNum w:abstractNumId="43" w15:restartNumberingAfterBreak="0">
+  <w:abstractNum w:abstractNumId="44" w15:restartNumberingAfterBreak="0">
     <w:nsid w:val="365C1441"/>
     <w:multiLevelType w:val="hybridMultilevel"/>
     <w:tmpl w:val="6B7C113C"/>
@@ -5134,7 +6866,7 @@
       </w:rPr>
     </w:lvl>
   </w:abstractNum>
-  <w:abstractNum w:abstractNumId="44" w15:restartNumberingAfterBreak="0">
+  <w:abstractNum w:abstractNumId="45" w15:restartNumberingAfterBreak="0">
     <w:nsid w:val="37377039"/>
     <w:multiLevelType w:val="hybridMultilevel"/>
     <w:tmpl w:val="291C92A6"/>
@@ -5247,7 +6979,7 @@
       </w:rPr>
     </w:lvl>
   </w:abstractNum>
-  <w:abstractNum w:abstractNumId="45" w15:restartNumberingAfterBreak="0">
+  <w:abstractNum w:abstractNumId="46" w15:restartNumberingAfterBreak="0">
     <w:nsid w:val="374E5A64"/>
     <w:multiLevelType w:val="hybridMultilevel"/>
     <w:tmpl w:val="A23ECF7E"/>
@@ -5361,7 +7093,7 @@
       </w:rPr>
     </w:lvl>
   </w:abstractNum>
-  <w:abstractNum w:abstractNumId="46" w15:restartNumberingAfterBreak="0">
+  <w:abstractNum w:abstractNumId="47" w15:restartNumberingAfterBreak="0">
     <w:nsid w:val="37527215"/>
     <w:multiLevelType w:val="hybridMultilevel"/>
     <w:tmpl w:val="C9904A34"/>
@@ -5474,7 +7206,7 @@
       </w:rPr>
     </w:lvl>
   </w:abstractNum>
-  <w:abstractNum w:abstractNumId="47" w15:restartNumberingAfterBreak="0">
+  <w:abstractNum w:abstractNumId="48" w15:restartNumberingAfterBreak="0">
     <w:nsid w:val="385B4143"/>
     <w:multiLevelType w:val="hybridMultilevel"/>
     <w:tmpl w:val="D87C9284"/>
@@ -5587,7 +7319,7 @@
       </w:rPr>
     </w:lvl>
   </w:abstractNum>
-  <w:abstractNum w:abstractNumId="48" w15:restartNumberingAfterBreak="0">
+  <w:abstractNum w:abstractNumId="49" w15:restartNumberingAfterBreak="0">
     <w:nsid w:val="387B0551"/>
     <w:multiLevelType w:val="hybridMultilevel"/>
     <w:tmpl w:val="53A8C0AA"/>
@@ -5700,7 +7432,7 @@
       </w:rPr>
     </w:lvl>
   </w:abstractNum>
-  <w:abstractNum w:abstractNumId="49" w15:restartNumberingAfterBreak="0">
+  <w:abstractNum w:abstractNumId="50" w15:restartNumberingAfterBreak="0">
     <w:nsid w:val="38A01B0C"/>
     <w:multiLevelType w:val="hybridMultilevel"/>
     <w:tmpl w:val="937A45B6"/>
@@ -5813,7 +7545,7 @@
       </w:rPr>
     </w:lvl>
   </w:abstractNum>
-  <w:abstractNum w:abstractNumId="50" w15:restartNumberingAfterBreak="0">
+  <w:abstractNum w:abstractNumId="51" w15:restartNumberingAfterBreak="0">
     <w:nsid w:val="38F67B5D"/>
     <w:multiLevelType w:val="hybridMultilevel"/>
     <w:tmpl w:val="09CE6E80"/>
@@ -5926,7 +7658,7 @@
       </w:rPr>
     </w:lvl>
   </w:abstractNum>
-  <w:abstractNum w:abstractNumId="51" w15:restartNumberingAfterBreak="0">
+  <w:abstractNum w:abstractNumId="52" w15:restartNumberingAfterBreak="0">
     <w:nsid w:val="3A272549"/>
     <w:multiLevelType w:val="hybridMultilevel"/>
     <w:tmpl w:val="453A417C"/>
@@ -6039,7 +7771,7 @@
       </w:rPr>
     </w:lvl>
   </w:abstractNum>
-  <w:abstractNum w:abstractNumId="52" w15:restartNumberingAfterBreak="0">
+  <w:abstractNum w:abstractNumId="53" w15:restartNumberingAfterBreak="0">
     <w:nsid w:val="3B8645B9"/>
     <w:multiLevelType w:val="hybridMultilevel"/>
     <w:tmpl w:val="FB024290"/>
@@ -6152,7 +7884,156 @@
       </w:rPr>
     </w:lvl>
   </w:abstractNum>
-  <w:abstractNum w:abstractNumId="53" w15:restartNumberingAfterBreak="0">
+  <w:abstractNum w:abstractNumId="54" w15:restartNumberingAfterBreak="0">
+    <w:nsid w:val="3C9F6663"/>
+    <w:multiLevelType w:val="multilevel"/>
+    <w:tmpl w:val="8724F6C8"/>
+    <w:lvl w:ilvl="0">
+      <w:start w:val="1"/>
+      <w:numFmt w:val="bullet"/>
+      <w:lvlText w:val=""/>
+      <w:lvlJc w:val="left"/>
+      <w:pPr>
+        <w:tabs>
+          <w:tab w:val="num" w:pos="720"/>
+        </w:tabs>
+        <w:ind w:left="720" w:hanging="360"/>
+      </w:pPr>
+      <w:rPr>
+        <w:rFonts w:ascii="Symbol" w:hAnsi="Symbol" w:hint="default"/>
+        <w:sz w:val="20"/>
+      </w:rPr>
+    </w:lvl>
+    <w:lvl w:ilvl="1" w:tentative="1">
+      <w:start w:val="1"/>
+      <w:numFmt w:val="bullet"/>
+      <w:lvlText w:val="o"/>
+      <w:lvlJc w:val="left"/>
+      <w:pPr>
+        <w:tabs>
+          <w:tab w:val="num" w:pos="1440"/>
+        </w:tabs>
+        <w:ind w:left="1440" w:hanging="360"/>
+      </w:pPr>
+      <w:rPr>
+        <w:rFonts w:ascii="Courier New" w:hAnsi="Courier New" w:hint="default"/>
+        <w:sz w:val="20"/>
+      </w:rPr>
+    </w:lvl>
+    <w:lvl w:ilvl="2" w:tentative="1">
+      <w:start w:val="1"/>
+      <w:numFmt w:val="bullet"/>
+      <w:lvlText w:val=""/>
+      <w:lvlJc w:val="left"/>
+      <w:pPr>
+        <w:tabs>
+          <w:tab w:val="num" w:pos="2160"/>
+        </w:tabs>
+        <w:ind w:left="2160" w:hanging="360"/>
+      </w:pPr>
+      <w:rPr>
+        <w:rFonts w:ascii="Wingdings" w:hAnsi="Wingdings" w:hint="default"/>
+        <w:sz w:val="20"/>
+      </w:rPr>
+    </w:lvl>
+    <w:lvl w:ilvl="3" w:tentative="1">
+      <w:start w:val="1"/>
+      <w:numFmt w:val="bullet"/>
+      <w:lvlText w:val=""/>
+      <w:lvlJc w:val="left"/>
+      <w:pPr>
+        <w:tabs>
+          <w:tab w:val="num" w:pos="2880"/>
+        </w:tabs>
+        <w:ind w:left="2880" w:hanging="360"/>
+      </w:pPr>
+      <w:rPr>
+        <w:rFonts w:ascii="Wingdings" w:hAnsi="Wingdings" w:hint="default"/>
+        <w:sz w:val="20"/>
+      </w:rPr>
+    </w:lvl>
+    <w:lvl w:ilvl="4" w:tentative="1">
+      <w:start w:val="1"/>
+      <w:numFmt w:val="bullet"/>
+      <w:lvlText w:val=""/>
+      <w:lvlJc w:val="left"/>
+      <w:pPr>
+        <w:tabs>
+          <w:tab w:val="num" w:pos="3600"/>
+        </w:tabs>
+        <w:ind w:left="3600" w:hanging="360"/>
+      </w:pPr>
+      <w:rPr>
+        <w:rFonts w:ascii="Wingdings" w:hAnsi="Wingdings" w:hint="default"/>
+        <w:sz w:val="20"/>
+      </w:rPr>
+    </w:lvl>
+    <w:lvl w:ilvl="5" w:tentative="1">
+      <w:start w:val="1"/>
+      <w:numFmt w:val="bullet"/>
+      <w:lvlText w:val=""/>
+      <w:lvlJc w:val="left"/>
+      <w:pPr>
+        <w:tabs>
+          <w:tab w:val="num" w:pos="4320"/>
+        </w:tabs>
+        <w:ind w:left="4320" w:hanging="360"/>
+      </w:pPr>
+      <w:rPr>
+        <w:rFonts w:ascii="Wingdings" w:hAnsi="Wingdings" w:hint="default"/>
+        <w:sz w:val="20"/>
+      </w:rPr>
+    </w:lvl>
+    <w:lvl w:ilvl="6" w:tentative="1">
+      <w:start w:val="1"/>
+      <w:numFmt w:val="bullet"/>
+      <w:lvlText w:val=""/>
+      <w:lvlJc w:val="left"/>
+      <w:pPr>
+        <w:tabs>
+          <w:tab w:val="num" w:pos="5040"/>
+        </w:tabs>
+        <w:ind w:left="5040" w:hanging="360"/>
+      </w:pPr>
+      <w:rPr>
+        <w:rFonts w:ascii="Wingdings" w:hAnsi="Wingdings" w:hint="default"/>
+        <w:sz w:val="20"/>
+      </w:rPr>
+    </w:lvl>
+    <w:lvl w:ilvl="7" w:tentative="1">
+      <w:start w:val="1"/>
+      <w:numFmt w:val="bullet"/>
+      <w:lvlText w:val=""/>
+      <w:lvlJc w:val="left"/>
+      <w:pPr>
+        <w:tabs>
+          <w:tab w:val="num" w:pos="5760"/>
+        </w:tabs>
+        <w:ind w:left="5760" w:hanging="360"/>
+      </w:pPr>
+      <w:rPr>
+        <w:rFonts w:ascii="Wingdings" w:hAnsi="Wingdings" w:hint="default"/>
+        <w:sz w:val="20"/>
+      </w:rPr>
+    </w:lvl>
+    <w:lvl w:ilvl="8" w:tentative="1">
+      <w:start w:val="1"/>
+      <w:numFmt w:val="bullet"/>
+      <w:lvlText w:val=""/>
+      <w:lvlJc w:val="left"/>
+      <w:pPr>
+        <w:tabs>
+          <w:tab w:val="num" w:pos="6480"/>
+        </w:tabs>
+        <w:ind w:left="6480" w:hanging="360"/>
+      </w:pPr>
+      <w:rPr>
+        <w:rFonts w:ascii="Wingdings" w:hAnsi="Wingdings" w:hint="default"/>
+        <w:sz w:val="20"/>
+      </w:rPr>
+    </w:lvl>
+  </w:abstractNum>
+  <w:abstractNum w:abstractNumId="55" w15:restartNumberingAfterBreak="0">
     <w:nsid w:val="3D8845E7"/>
     <w:multiLevelType w:val="hybridMultilevel"/>
     <w:tmpl w:val="C4322480"/>
@@ -6265,7 +8146,7 @@
       </w:rPr>
     </w:lvl>
   </w:abstractNum>
-  <w:abstractNum w:abstractNumId="54" w15:restartNumberingAfterBreak="0">
+  <w:abstractNum w:abstractNumId="56" w15:restartNumberingAfterBreak="0">
     <w:nsid w:val="3E2D09A7"/>
     <w:multiLevelType w:val="hybridMultilevel"/>
     <w:tmpl w:val="135CFF56"/>
@@ -6378,7 +8259,7 @@
       </w:rPr>
     </w:lvl>
   </w:abstractNum>
-  <w:abstractNum w:abstractNumId="55" w15:restartNumberingAfterBreak="0">
+  <w:abstractNum w:abstractNumId="57" w15:restartNumberingAfterBreak="0">
     <w:nsid w:val="3E44068E"/>
     <w:multiLevelType w:val="multilevel"/>
     <w:tmpl w:val="3B7206E0"/>
@@ -6527,7 +8408,7 @@
       </w:rPr>
     </w:lvl>
   </w:abstractNum>
-  <w:abstractNum w:abstractNumId="56" w15:restartNumberingAfterBreak="0">
+  <w:abstractNum w:abstractNumId="58" w15:restartNumberingAfterBreak="0">
     <w:nsid w:val="3FFD0E7B"/>
     <w:multiLevelType w:val="multilevel"/>
     <w:tmpl w:val="550E8D32"/>
@@ -6676,7 +8557,7 @@
       </w:rPr>
     </w:lvl>
   </w:abstractNum>
-  <w:abstractNum w:abstractNumId="57" w15:restartNumberingAfterBreak="0">
+  <w:abstractNum w:abstractNumId="59" w15:restartNumberingAfterBreak="0">
     <w:nsid w:val="42237294"/>
     <w:multiLevelType w:val="hybridMultilevel"/>
     <w:tmpl w:val="CA0E03DE"/>
@@ -6789,7 +8670,7 @@
       </w:rPr>
     </w:lvl>
   </w:abstractNum>
-  <w:abstractNum w:abstractNumId="58" w15:restartNumberingAfterBreak="0">
+  <w:abstractNum w:abstractNumId="60" w15:restartNumberingAfterBreak="0">
     <w:nsid w:val="42365FA1"/>
     <w:multiLevelType w:val="hybridMultilevel"/>
     <w:tmpl w:val="E804A72E"/>
@@ -6902,7 +8783,7 @@
       </w:rPr>
     </w:lvl>
   </w:abstractNum>
-  <w:abstractNum w:abstractNumId="59" w15:restartNumberingAfterBreak="0">
+  <w:abstractNum w:abstractNumId="61" w15:restartNumberingAfterBreak="0">
     <w:nsid w:val="461C65A0"/>
     <w:multiLevelType w:val="multilevel"/>
     <w:tmpl w:val="E5FCAA8E"/>
@@ -7051,7 +8932,7 @@
       </w:rPr>
     </w:lvl>
   </w:abstractNum>
-  <w:abstractNum w:abstractNumId="60" w15:restartNumberingAfterBreak="0">
+  <w:abstractNum w:abstractNumId="62" w15:restartNumberingAfterBreak="0">
     <w:nsid w:val="48512221"/>
     <w:multiLevelType w:val="hybridMultilevel"/>
     <w:tmpl w:val="F1620402"/>
@@ -7164,7 +9045,7 @@
       </w:rPr>
     </w:lvl>
   </w:abstractNum>
-  <w:abstractNum w:abstractNumId="61" w15:restartNumberingAfterBreak="0">
+  <w:abstractNum w:abstractNumId="63" w15:restartNumberingAfterBreak="0">
     <w:nsid w:val="49447DCF"/>
     <w:multiLevelType w:val="hybridMultilevel"/>
     <w:tmpl w:val="8A52CFEC"/>
@@ -7250,7 +9131,7 @@
       </w:pPr>
     </w:lvl>
   </w:abstractNum>
-  <w:abstractNum w:abstractNumId="62" w15:restartNumberingAfterBreak="0">
+  <w:abstractNum w:abstractNumId="64" w15:restartNumberingAfterBreak="0">
     <w:nsid w:val="4A1C544F"/>
     <w:multiLevelType w:val="multilevel"/>
     <w:tmpl w:val="53C8A5BA"/>
@@ -7399,7 +9280,7 @@
       </w:rPr>
     </w:lvl>
   </w:abstractNum>
-  <w:abstractNum w:abstractNumId="63" w15:restartNumberingAfterBreak="0">
+  <w:abstractNum w:abstractNumId="65" w15:restartNumberingAfterBreak="0">
     <w:nsid w:val="4AF429D6"/>
     <w:multiLevelType w:val="hybridMultilevel"/>
     <w:tmpl w:val="594870C6"/>
@@ -7512,7 +9393,7 @@
       </w:rPr>
     </w:lvl>
   </w:abstractNum>
-  <w:abstractNum w:abstractNumId="64" w15:restartNumberingAfterBreak="0">
+  <w:abstractNum w:abstractNumId="66" w15:restartNumberingAfterBreak="0">
     <w:nsid w:val="4F5D7969"/>
     <w:multiLevelType w:val="hybridMultilevel"/>
     <w:tmpl w:val="F056CE0C"/>
@@ -7625,7 +9506,7 @@
       </w:rPr>
     </w:lvl>
   </w:abstractNum>
-  <w:abstractNum w:abstractNumId="65" w15:restartNumberingAfterBreak="0">
+  <w:abstractNum w:abstractNumId="67" w15:restartNumberingAfterBreak="0">
     <w:nsid w:val="4F8157E5"/>
     <w:multiLevelType w:val="hybridMultilevel"/>
     <w:tmpl w:val="6AA0D7DC"/>
@@ -7738,7 +9619,7 @@
       </w:rPr>
     </w:lvl>
   </w:abstractNum>
-  <w:abstractNum w:abstractNumId="66" w15:restartNumberingAfterBreak="0">
+  <w:abstractNum w:abstractNumId="68" w15:restartNumberingAfterBreak="0">
     <w:nsid w:val="52C7750D"/>
     <w:multiLevelType w:val="hybridMultilevel"/>
     <w:tmpl w:val="A0821D90"/>
@@ -7851,7 +9732,7 @@
       </w:rPr>
     </w:lvl>
   </w:abstractNum>
-  <w:abstractNum w:abstractNumId="67" w15:restartNumberingAfterBreak="0">
+  <w:abstractNum w:abstractNumId="69" w15:restartNumberingAfterBreak="0">
     <w:nsid w:val="536878DD"/>
     <w:multiLevelType w:val="hybridMultilevel"/>
     <w:tmpl w:val="310C00D6"/>
@@ -7964,7 +9845,7 @@
       </w:rPr>
     </w:lvl>
   </w:abstractNum>
-  <w:abstractNum w:abstractNumId="68" w15:restartNumberingAfterBreak="0">
+  <w:abstractNum w:abstractNumId="70" w15:restartNumberingAfterBreak="0">
     <w:nsid w:val="536F0232"/>
     <w:multiLevelType w:val="hybridMultilevel"/>
     <w:tmpl w:val="B816ADE4"/>
@@ -8077,7 +9958,7 @@
       </w:rPr>
     </w:lvl>
   </w:abstractNum>
-  <w:abstractNum w:abstractNumId="69" w15:restartNumberingAfterBreak="0">
+  <w:abstractNum w:abstractNumId="71" w15:restartNumberingAfterBreak="0">
     <w:nsid w:val="554F6F8B"/>
     <w:multiLevelType w:val="hybridMultilevel"/>
     <w:tmpl w:val="D9508446"/>
@@ -8190,7 +10071,7 @@
       </w:rPr>
     </w:lvl>
   </w:abstractNum>
-  <w:abstractNum w:abstractNumId="70" w15:restartNumberingAfterBreak="0">
+  <w:abstractNum w:abstractNumId="72" w15:restartNumberingAfterBreak="0">
     <w:nsid w:val="55833B80"/>
     <w:multiLevelType w:val="hybridMultilevel"/>
     <w:tmpl w:val="C99614A8"/>
@@ -8303,7 +10184,7 @@
       </w:rPr>
     </w:lvl>
   </w:abstractNum>
-  <w:abstractNum w:abstractNumId="71" w15:restartNumberingAfterBreak="0">
+  <w:abstractNum w:abstractNumId="73" w15:restartNumberingAfterBreak="0">
     <w:nsid w:val="5A46794A"/>
     <w:multiLevelType w:val="hybridMultilevel"/>
     <w:tmpl w:val="D2C0B0FE"/>
@@ -8416,7 +10297,7 @@
       </w:rPr>
     </w:lvl>
   </w:abstractNum>
-  <w:abstractNum w:abstractNumId="72" w15:restartNumberingAfterBreak="0">
+  <w:abstractNum w:abstractNumId="74" w15:restartNumberingAfterBreak="0">
     <w:nsid w:val="5C1906DE"/>
     <w:multiLevelType w:val="hybridMultilevel"/>
     <w:tmpl w:val="4FE44C84"/>
@@ -8529,7 +10410,7 @@
       </w:rPr>
     </w:lvl>
   </w:abstractNum>
-  <w:abstractNum w:abstractNumId="73" w15:restartNumberingAfterBreak="0">
+  <w:abstractNum w:abstractNumId="75" w15:restartNumberingAfterBreak="0">
     <w:nsid w:val="5C932D81"/>
     <w:multiLevelType w:val="hybridMultilevel"/>
     <w:tmpl w:val="B15CA9DC"/>
@@ -8642,7 +10523,7 @@
       </w:rPr>
     </w:lvl>
   </w:abstractNum>
-  <w:abstractNum w:abstractNumId="74" w15:restartNumberingAfterBreak="0">
+  <w:abstractNum w:abstractNumId="76" w15:restartNumberingAfterBreak="0">
     <w:nsid w:val="5E8D0849"/>
     <w:multiLevelType w:val="hybridMultilevel"/>
     <w:tmpl w:val="EC6C913A"/>
@@ -8756,7 +10637,7 @@
       </w:rPr>
     </w:lvl>
   </w:abstractNum>
-  <w:abstractNum w:abstractNumId="75" w15:restartNumberingAfterBreak="0">
+  <w:abstractNum w:abstractNumId="77" w15:restartNumberingAfterBreak="0">
     <w:nsid w:val="66436FA3"/>
     <w:multiLevelType w:val="hybridMultilevel"/>
     <w:tmpl w:val="10641AA4"/>
@@ -8869,7 +10750,7 @@
       </w:rPr>
     </w:lvl>
   </w:abstractNum>
-  <w:abstractNum w:abstractNumId="76" w15:restartNumberingAfterBreak="0">
+  <w:abstractNum w:abstractNumId="78" w15:restartNumberingAfterBreak="0">
     <w:nsid w:val="6BE51141"/>
     <w:multiLevelType w:val="hybridMultilevel"/>
     <w:tmpl w:val="25E2ABB0"/>
@@ -8982,7 +10863,7 @@
       </w:rPr>
     </w:lvl>
   </w:abstractNum>
-  <w:abstractNum w:abstractNumId="77" w15:restartNumberingAfterBreak="0">
+  <w:abstractNum w:abstractNumId="79" w15:restartNumberingAfterBreak="0">
     <w:nsid w:val="6CFD0036"/>
     <w:multiLevelType w:val="hybridMultilevel"/>
     <w:tmpl w:val="9E7A3BA2"/>
@@ -9095,7 +10976,7 @@
       </w:rPr>
     </w:lvl>
   </w:abstractNum>
-  <w:abstractNum w:abstractNumId="78" w15:restartNumberingAfterBreak="0">
+  <w:abstractNum w:abstractNumId="80" w15:restartNumberingAfterBreak="0">
     <w:nsid w:val="6EA46672"/>
     <w:multiLevelType w:val="hybridMultilevel"/>
     <w:tmpl w:val="D3642604"/>
@@ -9208,7 +11089,7 @@
       </w:rPr>
     </w:lvl>
   </w:abstractNum>
-  <w:abstractNum w:abstractNumId="79" w15:restartNumberingAfterBreak="0">
+  <w:abstractNum w:abstractNumId="81" w15:restartNumberingAfterBreak="0">
     <w:nsid w:val="6F6C4FBC"/>
     <w:multiLevelType w:val="multilevel"/>
     <w:tmpl w:val="46A4611E"/>
@@ -9357,7 +11238,7 @@
       </w:rPr>
     </w:lvl>
   </w:abstractNum>
-  <w:abstractNum w:abstractNumId="80" w15:restartNumberingAfterBreak="0">
+  <w:abstractNum w:abstractNumId="82" w15:restartNumberingAfterBreak="0">
     <w:nsid w:val="70A54076"/>
     <w:multiLevelType w:val="hybridMultilevel"/>
     <w:tmpl w:val="8450895E"/>
@@ -9470,7 +11351,7 @@
       </w:rPr>
     </w:lvl>
   </w:abstractNum>
-  <w:abstractNum w:abstractNumId="81" w15:restartNumberingAfterBreak="0">
+  <w:abstractNum w:abstractNumId="83" w15:restartNumberingAfterBreak="0">
     <w:nsid w:val="70F12692"/>
     <w:multiLevelType w:val="hybridMultilevel"/>
     <w:tmpl w:val="F556794E"/>
@@ -9583,7 +11464,7 @@
       </w:rPr>
     </w:lvl>
   </w:abstractNum>
-  <w:abstractNum w:abstractNumId="82" w15:restartNumberingAfterBreak="0">
+  <w:abstractNum w:abstractNumId="84" w15:restartNumberingAfterBreak="0">
     <w:nsid w:val="72EB702A"/>
     <w:multiLevelType w:val="hybridMultilevel"/>
     <w:tmpl w:val="A3CC60DA"/>
@@ -9696,7 +11577,7 @@
       </w:rPr>
     </w:lvl>
   </w:abstractNum>
-  <w:abstractNum w:abstractNumId="83" w15:restartNumberingAfterBreak="0">
+  <w:abstractNum w:abstractNumId="85" w15:restartNumberingAfterBreak="0">
     <w:nsid w:val="757A2054"/>
     <w:multiLevelType w:val="hybridMultilevel"/>
     <w:tmpl w:val="69844358"/>
@@ -9810,7 +11691,7 @@
       </w:rPr>
     </w:lvl>
   </w:abstractNum>
-  <w:abstractNum w:abstractNumId="84" w15:restartNumberingAfterBreak="0">
+  <w:abstractNum w:abstractNumId="86" w15:restartNumberingAfterBreak="0">
     <w:nsid w:val="762B2433"/>
     <w:multiLevelType w:val="hybridMultilevel"/>
     <w:tmpl w:val="0472F1DA"/>
@@ -9923,7 +11804,7 @@
       </w:rPr>
     </w:lvl>
   </w:abstractNum>
-  <w:abstractNum w:abstractNumId="85" w15:restartNumberingAfterBreak="0">
+  <w:abstractNum w:abstractNumId="87" w15:restartNumberingAfterBreak="0">
     <w:nsid w:val="76754885"/>
     <w:multiLevelType w:val="multilevel"/>
     <w:tmpl w:val="B6F2D64A"/>
@@ -10036,7 +11917,7 @@
       </w:pPr>
     </w:lvl>
   </w:abstractNum>
-  <w:abstractNum w:abstractNumId="86" w15:restartNumberingAfterBreak="0">
+  <w:abstractNum w:abstractNumId="88" w15:restartNumberingAfterBreak="0">
     <w:nsid w:val="7A991921"/>
     <w:multiLevelType w:val="hybridMultilevel"/>
     <w:tmpl w:val="57A6E8EE"/>
@@ -10149,7 +12030,7 @@
       </w:rPr>
     </w:lvl>
   </w:abstractNum>
-  <w:abstractNum w:abstractNumId="87" w15:restartNumberingAfterBreak="0">
+  <w:abstractNum w:abstractNumId="89" w15:restartNumberingAfterBreak="0">
     <w:nsid w:val="7D9E7AB2"/>
     <w:multiLevelType w:val="hybridMultilevel"/>
     <w:tmpl w:val="C6AEB6D8"/>
@@ -10263,10 +12144,10 @@
     </w:lvl>
   </w:abstractNum>
   <w:num w:numId="1">
-    <w:abstractNumId w:val="50"/>
+    <w:abstractNumId w:val="51"/>
   </w:num>
   <w:num w:numId="2">
-    <w:abstractNumId w:val="55"/>
+    <w:abstractNumId w:val="57"/>
   </w:num>
   <w:num w:numId="3">
     <w:abstractNumId w:val="19"/>
@@ -10275,64 +12156,64 @@
     <w:abstractNumId w:val="11"/>
   </w:num>
   <w:num w:numId="5">
-    <w:abstractNumId w:val="62"/>
+    <w:abstractNumId w:val="64"/>
   </w:num>
   <w:num w:numId="6">
     <w:abstractNumId w:val="25"/>
   </w:num>
   <w:num w:numId="7">
-    <w:abstractNumId w:val="56"/>
+    <w:abstractNumId w:val="58"/>
   </w:num>
   <w:num w:numId="8">
-    <w:abstractNumId w:val="59"/>
+    <w:abstractNumId w:val="61"/>
   </w:num>
   <w:num w:numId="9">
-    <w:abstractNumId w:val="79"/>
+    <w:abstractNumId w:val="81"/>
   </w:num>
   <w:num w:numId="10">
+    <w:abstractNumId w:val="87"/>
+  </w:num>
+  <w:num w:numId="11">
     <w:abstractNumId w:val="85"/>
   </w:num>
-  <w:num w:numId="11">
-    <w:abstractNumId w:val="83"/>
-  </w:num>
   <w:num w:numId="12">
-    <w:abstractNumId w:val="45"/>
+    <w:abstractNumId w:val="46"/>
   </w:num>
   <w:num w:numId="13">
-    <w:abstractNumId w:val="74"/>
+    <w:abstractNumId w:val="76"/>
   </w:num>
   <w:num w:numId="14">
-    <w:abstractNumId w:val="86"/>
+    <w:abstractNumId w:val="88"/>
   </w:num>
   <w:num w:numId="15">
     <w:abstractNumId w:val="26"/>
   </w:num>
   <w:num w:numId="16">
-    <w:abstractNumId w:val="78"/>
+    <w:abstractNumId w:val="80"/>
   </w:num>
   <w:num w:numId="17">
     <w:abstractNumId w:val="6"/>
   </w:num>
   <w:num w:numId="18">
-    <w:abstractNumId w:val="82"/>
+    <w:abstractNumId w:val="84"/>
   </w:num>
   <w:num w:numId="19">
-    <w:abstractNumId w:val="39"/>
+    <w:abstractNumId w:val="40"/>
   </w:num>
   <w:num w:numId="20">
-    <w:abstractNumId w:val="70"/>
+    <w:abstractNumId w:val="72"/>
   </w:num>
   <w:num w:numId="21">
-    <w:abstractNumId w:val="46"/>
+    <w:abstractNumId w:val="47"/>
   </w:num>
   <w:num w:numId="22">
-    <w:abstractNumId w:val="49"/>
+    <w:abstractNumId w:val="50"/>
   </w:num>
   <w:num w:numId="23">
-    <w:abstractNumId w:val="75"/>
+    <w:abstractNumId w:val="77"/>
   </w:num>
   <w:num w:numId="24">
-    <w:abstractNumId w:val="66"/>
+    <w:abstractNumId w:val="68"/>
   </w:num>
   <w:num w:numId="25">
     <w:abstractNumId w:val="30"/>
@@ -10341,46 +12222,46 @@
     <w:abstractNumId w:val="21"/>
   </w:num>
   <w:num w:numId="27">
-    <w:abstractNumId w:val="61"/>
+    <w:abstractNumId w:val="63"/>
   </w:num>
   <w:num w:numId="28">
     <w:abstractNumId w:val="4"/>
   </w:num>
   <w:num w:numId="29">
-    <w:abstractNumId w:val="87"/>
+    <w:abstractNumId w:val="89"/>
   </w:num>
   <w:num w:numId="30">
-    <w:abstractNumId w:val="63"/>
+    <w:abstractNumId w:val="65"/>
   </w:num>
   <w:num w:numId="31">
-    <w:abstractNumId w:val="65"/>
+    <w:abstractNumId w:val="67"/>
   </w:num>
   <w:num w:numId="32">
     <w:abstractNumId w:val="28"/>
   </w:num>
   <w:num w:numId="33">
-    <w:abstractNumId w:val="71"/>
+    <w:abstractNumId w:val="73"/>
   </w:num>
   <w:num w:numId="34">
     <w:abstractNumId w:val="0"/>
   </w:num>
   <w:num w:numId="35">
-    <w:abstractNumId w:val="48"/>
+    <w:abstractNumId w:val="49"/>
   </w:num>
   <w:num w:numId="36">
-    <w:abstractNumId w:val="73"/>
+    <w:abstractNumId w:val="75"/>
   </w:num>
   <w:num w:numId="37">
     <w:abstractNumId w:val="18"/>
   </w:num>
   <w:num w:numId="38">
-    <w:abstractNumId w:val="40"/>
+    <w:abstractNumId w:val="41"/>
   </w:num>
   <w:num w:numId="39">
-    <w:abstractNumId w:val="47"/>
+    <w:abstractNumId w:val="48"/>
   </w:num>
   <w:num w:numId="40">
-    <w:abstractNumId w:val="64"/>
+    <w:abstractNumId w:val="66"/>
   </w:num>
   <w:num w:numId="41">
     <w:abstractNumId w:val="34"/>
@@ -10404,22 +12285,22 @@
     <w:abstractNumId w:val="37"/>
   </w:num>
   <w:num w:numId="48">
-    <w:abstractNumId w:val="80"/>
+    <w:abstractNumId w:val="82"/>
   </w:num>
   <w:num w:numId="49">
     <w:abstractNumId w:val="20"/>
   </w:num>
   <w:num w:numId="50">
-    <w:abstractNumId w:val="76"/>
+    <w:abstractNumId w:val="78"/>
   </w:num>
   <w:num w:numId="51">
     <w:abstractNumId w:val="7"/>
   </w:num>
   <w:num w:numId="52">
-    <w:abstractNumId w:val="43"/>
+    <w:abstractNumId w:val="44"/>
   </w:num>
   <w:num w:numId="53">
-    <w:abstractNumId w:val="38"/>
+    <w:abstractNumId w:val="39"/>
   </w:num>
   <w:num w:numId="54">
     <w:abstractNumId w:val="10"/>
@@ -10428,40 +12309,40 @@
     <w:abstractNumId w:val="5"/>
   </w:num>
   <w:num w:numId="56">
-    <w:abstractNumId w:val="67"/>
+    <w:abstractNumId w:val="69"/>
   </w:num>
   <w:num w:numId="57">
-    <w:abstractNumId w:val="81"/>
+    <w:abstractNumId w:val="83"/>
   </w:num>
   <w:num w:numId="58">
     <w:abstractNumId w:val="32"/>
   </w:num>
   <w:num w:numId="59">
-    <w:abstractNumId w:val="44"/>
+    <w:abstractNumId w:val="45"/>
   </w:num>
   <w:num w:numId="60">
-    <w:abstractNumId w:val="72"/>
+    <w:abstractNumId w:val="74"/>
   </w:num>
   <w:num w:numId="61">
-    <w:abstractNumId w:val="52"/>
+    <w:abstractNumId w:val="53"/>
   </w:num>
   <w:num w:numId="62">
-    <w:abstractNumId w:val="84"/>
+    <w:abstractNumId w:val="86"/>
   </w:num>
   <w:num w:numId="63">
-    <w:abstractNumId w:val="51"/>
+    <w:abstractNumId w:val="52"/>
   </w:num>
   <w:num w:numId="64">
     <w:abstractNumId w:val="27"/>
   </w:num>
   <w:num w:numId="65">
-    <w:abstractNumId w:val="57"/>
+    <w:abstractNumId w:val="59"/>
   </w:num>
   <w:num w:numId="66">
-    <w:abstractNumId w:val="69"/>
+    <w:abstractNumId w:val="71"/>
   </w:num>
   <w:num w:numId="67">
-    <w:abstractNumId w:val="42"/>
+    <w:abstractNumId w:val="43"/>
   </w:num>
   <w:num w:numId="68">
     <w:abstractNumId w:val="15"/>
@@ -10473,13 +12354,13 @@
     <w:abstractNumId w:val="24"/>
   </w:num>
   <w:num w:numId="71">
-    <w:abstractNumId w:val="53"/>
+    <w:abstractNumId w:val="55"/>
   </w:num>
   <w:num w:numId="72">
-    <w:abstractNumId w:val="54"/>
+    <w:abstractNumId w:val="56"/>
   </w:num>
   <w:num w:numId="73">
-    <w:abstractNumId w:val="68"/>
+    <w:abstractNumId w:val="70"/>
   </w:num>
   <w:num w:numId="74">
     <w:abstractNumId w:val="1"/>
@@ -10497,16 +12378,16 @@
     <w:abstractNumId w:val="29"/>
   </w:num>
   <w:num w:numId="79">
-    <w:abstractNumId w:val="41"/>
+    <w:abstractNumId w:val="42"/>
   </w:num>
   <w:num w:numId="80">
+    <w:abstractNumId w:val="62"/>
+  </w:num>
+  <w:num w:numId="81">
     <w:abstractNumId w:val="60"/>
   </w:num>
-  <w:num w:numId="81">
-    <w:abstractNumId w:val="58"/>
-  </w:num>
   <w:num w:numId="82">
-    <w:abstractNumId w:val="77"/>
+    <w:abstractNumId w:val="79"/>
   </w:num>
   <w:num w:numId="83">
     <w:abstractNumId w:val="12"/>
@@ -10525,6 +12406,12 @@
   </w:num>
   <w:num w:numId="88">
     <w:abstractNumId w:val="14"/>
+  </w:num>
+  <w:num w:numId="89">
+    <w:abstractNumId w:val="38"/>
+  </w:num>
+  <w:num w:numId="90">
+    <w:abstractNumId w:val="54"/>
   </w:num>
   <w:numIdMacAtCleanup w:val="88"/>
 </w:numbering>
@@ -12053,6 +13940,43 @@
     <w:basedOn w:val="DefaultParagraphFont"/>
     <w:rsid w:val="00701938"/>
   </w:style>
+  <w:style w:type="paragraph" w:customStyle="1" w:styleId="pdq2pgselectionanchorcontainer">
+    <w:name w:val="pdq2pg_selectionanchorcontainer"/>
+    <w:basedOn w:val="Normal"/>
+    <w:rsid w:val="006740B2"/>
+    <w:pPr>
+      <w:spacing w:before="100" w:beforeAutospacing="1" w:after="100" w:afterAutospacing="1"/>
+      <w:jc w:val="left"/>
+    </w:pPr>
+    <w:rPr>
+      <w:rFonts w:ascii="Times New Roman" w:eastAsia="Times New Roman" w:hAnsi="Times New Roman"/>
+      <w:sz w:val="24"/>
+      <w:szCs w:val="24"/>
+      <w:lang w:val="en-IN" w:eastAsia="en-IN"/>
+    </w:rPr>
+  </w:style>
+  <w:style w:type="character" w:styleId="HTMLCode">
+    <w:name w:val="HTML Code"/>
+    <w:basedOn w:val="DefaultParagraphFont"/>
+    <w:uiPriority w:val="99"/>
+    <w:unhideWhenUsed/>
+    <w:rsid w:val="006740B2"/>
+    <w:rPr>
+      <w:rFonts w:ascii="Courier New" w:eastAsia="Times New Roman" w:hAnsi="Courier New" w:cs="Courier New"/>
+      <w:sz w:val="20"/>
+      <w:szCs w:val="20"/>
+    </w:rPr>
+  </w:style>
+  <w:style w:type="character" w:customStyle="1" w:styleId="k">
+    <w:name w:val="ͼk"/>
+    <w:basedOn w:val="DefaultParagraphFont"/>
+    <w:rsid w:val="006740B2"/>
+  </w:style>
+  <w:style w:type="character" w:customStyle="1" w:styleId="j">
+    <w:name w:val="ͼj"/>
+    <w:basedOn w:val="DefaultParagraphFont"/>
+    <w:rsid w:val="006740B2"/>
+  </w:style>
 </w:styles>
 </file>
 
